--- a/forms/2_재직증명서.docx
+++ b/forms/2_재직증명서.docx
@@ -30,7 +30,7 @@
           <w:sz w:val="17"/>
           <w:szCs w:val="17"/>
         </w:rPr>
-        <w:t xml:space="preserve">문서번호:  제　　　　　　　호</w:t>
+        <w:t xml:space="preserve">문서번호:  제 　　　　　　 호</w:t>
       </w:r>
     </w:p>
     <w:p>
@@ -133,6 +133,7 @@
             <w:r>
               <w:rPr>
                 <w:rFonts w:ascii="맑은 고딕" w:cs="맑은 고딕" w:eastAsia="맑은 고딕" w:hAnsi="맑은 고딕"/>
+                <w:color w:val="1F4E9C"/>
                 <w:sz w:val="20"/>
                 <w:szCs w:val="20"/>
               </w:rPr>
@@ -200,6 +201,7 @@
             <w:r>
               <w:rPr>
                 <w:rFonts w:ascii="맑은 고딕" w:cs="맑은 고딕" w:eastAsia="맑은 고딕" w:hAnsi="맑은 고딕"/>
+                <w:color w:val="1F4E9C"/>
                 <w:sz w:val="20"/>
                 <w:szCs w:val="20"/>
               </w:rPr>
@@ -274,6 +276,7 @@
             <w:r>
               <w:rPr>
                 <w:rFonts w:ascii="맑은 고딕" w:cs="맑은 고딕" w:eastAsia="맑은 고딕" w:hAnsi="맑은 고딕"/>
+                <w:color w:val="1F4E9C"/>
                 <w:sz w:val="20"/>
                 <w:szCs w:val="20"/>
               </w:rPr>
@@ -383,6 +386,7 @@
             <w:r>
               <w:rPr>
                 <w:rFonts w:ascii="맑은 고딕" w:cs="맑은 고딕" w:eastAsia="맑은 고딕" w:hAnsi="맑은 고딕"/>
+                <w:color w:val="1F4E9C"/>
                 <w:sz w:val="20"/>
                 <w:szCs w:val="20"/>
               </w:rPr>
@@ -450,6 +454,7 @@
             <w:r>
               <w:rPr>
                 <w:rFonts w:ascii="맑은 고딕" w:cs="맑은 고딕" w:eastAsia="맑은 고딕" w:hAnsi="맑은 고딕"/>
+                <w:color w:val="1F4E9C"/>
                 <w:sz w:val="20"/>
                 <w:szCs w:val="20"/>
               </w:rPr>
@@ -523,6 +528,7 @@
             <w:r>
               <w:rPr>
                 <w:rFonts w:ascii="맑은 고딕" w:cs="맑은 고딕" w:eastAsia="맑은 고딕" w:hAnsi="맑은 고딕"/>
+                <w:color w:val="1F4E9C"/>
                 <w:sz w:val="20"/>
                 <w:szCs w:val="20"/>
               </w:rPr>
@@ -590,6 +596,7 @@
             <w:r>
               <w:rPr>
                 <w:rFonts w:ascii="맑은 고딕" w:cs="맑은 고딕" w:eastAsia="맑은 고딕" w:hAnsi="맑은 고딕"/>
+                <w:color w:val="1F4E9C"/>
                 <w:sz w:val="20"/>
                 <w:szCs w:val="20"/>
               </w:rPr>
@@ -664,6 +671,7 @@
             <w:r>
               <w:rPr>
                 <w:rFonts w:ascii="맑은 고딕" w:cs="맑은 고딕" w:eastAsia="맑은 고딕" w:hAnsi="맑은 고딕"/>
+                <w:color w:val="1F4E9C"/>
                 <w:sz w:val="20"/>
                 <w:szCs w:val="20"/>
               </w:rPr>
@@ -812,6 +820,7 @@
             <w:r>
               <w:rPr>
                 <w:rFonts w:ascii="맑은 고딕" w:cs="맑은 고딕" w:eastAsia="맑은 고딕" w:hAnsi="맑은 고딕"/>
+                <w:color w:val="1F4E9C"/>
                 <w:sz w:val="20"/>
                 <w:szCs w:val="20"/>
               </w:rPr>
@@ -954,6 +963,7 @@
             <w:r>
               <w:rPr>
                 <w:rFonts w:ascii="맑은 고딕" w:cs="맑은 고딕" w:eastAsia="맑은 고딕" w:hAnsi="맑은 고딕"/>
+                <w:color w:val="1F4E9C"/>
                 <w:sz w:val="20"/>
                 <w:szCs w:val="20"/>
               </w:rPr>
@@ -1021,6 +1031,7 @@
             <w:r>
               <w:rPr>
                 <w:rFonts w:ascii="맑은 고딕" w:cs="맑은 고딕" w:eastAsia="맑은 고딕" w:hAnsi="맑은 고딕"/>
+                <w:color w:val="1F4E9C"/>
                 <w:sz w:val="20"/>
                 <w:szCs w:val="20"/>
               </w:rPr>
@@ -1094,6 +1105,7 @@
             <w:r>
               <w:rPr>
                 <w:rFonts w:ascii="맑은 고딕" w:cs="맑은 고딕" w:eastAsia="맑은 고딕" w:hAnsi="맑은 고딕"/>
+                <w:color w:val="1F4E9C"/>
                 <w:sz w:val="20"/>
                 <w:szCs w:val="20"/>
               </w:rPr>
@@ -1161,6 +1173,7 @@
             <w:r>
               <w:rPr>
                 <w:rFonts w:ascii="맑은 고딕" w:cs="맑은 고딕" w:eastAsia="맑은 고딕" w:hAnsi="맑은 고딕"/>
+                <w:color w:val="1F4E9C"/>
                 <w:sz w:val="20"/>
                 <w:szCs w:val="20"/>
               </w:rPr>
@@ -1235,6 +1248,7 @@
             <w:r>
               <w:rPr>
                 <w:rFonts w:ascii="맑은 고딕" w:cs="맑은 고딕" w:eastAsia="맑은 고딕" w:hAnsi="맑은 고딕"/>
+                <w:color w:val="1F4E9C"/>
                 <w:sz w:val="20"/>
                 <w:szCs w:val="20"/>
               </w:rPr>
